--- a/PhatTrienUngDungWeb/Lab15/Lab15.docx
+++ b/PhatTrienUngDungWeb/Lab15/Lab15.docx
@@ -287,215 +287,379 @@
       </w:r>
     </w:p>
     <w:p>
-      <w:r>
+      <w:pPr>
+        <w:rPr>
+          <w:color w:val="EE0000"/>
+        </w:rPr>
+      </w:pPr>
+      <w:r>
+        <w:rPr>
+          <w:color w:val="EE0000"/>
+        </w:rPr>
         <w:t xml:space="preserve">C. Express </w:t>
       </w:r>
       <w:proofErr w:type="spellStart"/>
       <w:r>
+        <w:rPr>
+          <w:color w:val="EE0000"/>
+        </w:rPr>
         <w:t>sử</w:t>
       </w:r>
       <w:proofErr w:type="spellEnd"/>
       <w:r>
-        <w:t xml:space="preserve"> </w:t>
-      </w:r>
-      <w:proofErr w:type="spellStart"/>
-      <w:r>
+        <w:rPr>
+          <w:color w:val="EE0000"/>
+        </w:rPr>
+        <w:t xml:space="preserve"> </w:t>
+      </w:r>
+      <w:proofErr w:type="spellStart"/>
+      <w:r>
+        <w:rPr>
+          <w:color w:val="EE0000"/>
+        </w:rPr>
         <w:t>dụng</w:t>
       </w:r>
       <w:proofErr w:type="spellEnd"/>
       <w:r>
-        <w:t xml:space="preserve"> </w:t>
-      </w:r>
-      <w:proofErr w:type="spellStart"/>
-      <w:r>
+        <w:rPr>
+          <w:color w:val="EE0000"/>
+        </w:rPr>
+        <w:t xml:space="preserve"> </w:t>
+      </w:r>
+      <w:proofErr w:type="spellStart"/>
+      <w:r>
+        <w:rPr>
+          <w:color w:val="EE0000"/>
+        </w:rPr>
         <w:t>Vòng</w:t>
       </w:r>
       <w:proofErr w:type="spellEnd"/>
       <w:r>
-        <w:t xml:space="preserve"> </w:t>
-      </w:r>
-      <w:proofErr w:type="spellStart"/>
-      <w:r>
+        <w:rPr>
+          <w:color w:val="EE0000"/>
+        </w:rPr>
+        <w:t xml:space="preserve"> </w:t>
+      </w:r>
+      <w:proofErr w:type="spellStart"/>
+      <w:r>
+        <w:rPr>
+          <w:color w:val="EE0000"/>
+        </w:rPr>
         <w:t>lặp</w:t>
       </w:r>
       <w:proofErr w:type="spellEnd"/>
       <w:r>
-        <w:t xml:space="preserve"> </w:t>
-      </w:r>
-      <w:proofErr w:type="spellStart"/>
-      <w:r>
+        <w:rPr>
+          <w:color w:val="EE0000"/>
+        </w:rPr>
+        <w:t xml:space="preserve"> </w:t>
+      </w:r>
+      <w:proofErr w:type="spellStart"/>
+      <w:r>
+        <w:rPr>
+          <w:color w:val="EE0000"/>
+        </w:rPr>
         <w:t>sự</w:t>
       </w:r>
       <w:proofErr w:type="spellEnd"/>
       <w:r>
-        <w:t xml:space="preserve"> </w:t>
-      </w:r>
-      <w:proofErr w:type="spellStart"/>
-      <w:r>
+        <w:rPr>
+          <w:color w:val="EE0000"/>
+        </w:rPr>
+        <w:t xml:space="preserve"> </w:t>
+      </w:r>
+      <w:proofErr w:type="spellStart"/>
+      <w:r>
+        <w:rPr>
+          <w:color w:val="EE0000"/>
+        </w:rPr>
         <w:t>kiện</w:t>
       </w:r>
       <w:proofErr w:type="spellEnd"/>
       <w:r>
+        <w:rPr>
+          <w:color w:val="EE0000"/>
+        </w:rPr>
         <w:t xml:space="preserve"> (Event Loop) </w:t>
       </w:r>
       <w:proofErr w:type="spellStart"/>
       <w:r>
+        <w:rPr>
+          <w:color w:val="EE0000"/>
+        </w:rPr>
         <w:t>của</w:t>
       </w:r>
       <w:proofErr w:type="spellEnd"/>
       <w:r>
-        <w:t xml:space="preserve"> </w:t>
-      </w:r>
-      <w:proofErr w:type="spellStart"/>
-      <w:r>
+        <w:rPr>
+          <w:color w:val="EE0000"/>
+        </w:rPr>
+        <w:t xml:space="preserve"> </w:t>
+      </w:r>
+      <w:proofErr w:type="spellStart"/>
+      <w:r>
+        <w:rPr>
+          <w:color w:val="EE0000"/>
+        </w:rPr>
         <w:t>trình</w:t>
       </w:r>
       <w:proofErr w:type="spellEnd"/>
       <w:r>
-        <w:t xml:space="preserve"> </w:t>
-      </w:r>
-      <w:proofErr w:type="spellStart"/>
-      <w:r>
+        <w:rPr>
+          <w:color w:val="EE0000"/>
+        </w:rPr>
+        <w:t xml:space="preserve"> </w:t>
+      </w:r>
+      <w:proofErr w:type="spellStart"/>
+      <w:r>
+        <w:rPr>
+          <w:color w:val="EE0000"/>
+        </w:rPr>
         <w:t>duyệt</w:t>
       </w:r>
       <w:proofErr w:type="spellEnd"/>
       <w:r>
-        <w:t xml:space="preserve"> </w:t>
-      </w:r>
-      <w:proofErr w:type="spellStart"/>
-      <w:r>
+        <w:rPr>
+          <w:color w:val="EE0000"/>
+        </w:rPr>
+        <w:t xml:space="preserve"> </w:t>
+      </w:r>
+      <w:proofErr w:type="spellStart"/>
+      <w:r>
+        <w:rPr>
+          <w:color w:val="EE0000"/>
+        </w:rPr>
         <w:t>để</w:t>
       </w:r>
       <w:proofErr w:type="spellEnd"/>
       <w:r>
-        <w:t xml:space="preserve"> </w:t>
-      </w:r>
-      <w:proofErr w:type="spellStart"/>
-      <w:r>
+        <w:rPr>
+          <w:color w:val="EE0000"/>
+        </w:rPr>
+        <w:t xml:space="preserve"> </w:t>
+      </w:r>
+      <w:proofErr w:type="spellStart"/>
+      <w:r>
+        <w:rPr>
+          <w:color w:val="EE0000"/>
+        </w:rPr>
         <w:t>lắng</w:t>
       </w:r>
       <w:proofErr w:type="spellEnd"/>
       <w:r>
-        <w:t xml:space="preserve"> </w:t>
-      </w:r>
-      <w:proofErr w:type="spellStart"/>
-      <w:r>
+        <w:rPr>
+          <w:color w:val="EE0000"/>
+        </w:rPr>
+        <w:t xml:space="preserve"> </w:t>
+      </w:r>
+      <w:proofErr w:type="spellStart"/>
+      <w:r>
+        <w:rPr>
+          <w:color w:val="EE0000"/>
+        </w:rPr>
         <w:t>nghe</w:t>
       </w:r>
       <w:proofErr w:type="spellEnd"/>
       <w:r>
-        <w:t xml:space="preserve"> </w:t>
-      </w:r>
-      <w:proofErr w:type="spellStart"/>
-      <w:r>
+        <w:rPr>
+          <w:color w:val="EE0000"/>
+        </w:rPr>
+        <w:t xml:space="preserve"> </w:t>
+      </w:r>
+      <w:proofErr w:type="spellStart"/>
+      <w:r>
+        <w:rPr>
+          <w:color w:val="EE0000"/>
+        </w:rPr>
         <w:t>và</w:t>
       </w:r>
       <w:proofErr w:type="spellEnd"/>
       <w:r>
-        <w:t xml:space="preserve"> </w:t>
-      </w:r>
-      <w:proofErr w:type="spellStart"/>
-      <w:r>
+        <w:rPr>
+          <w:color w:val="EE0000"/>
+        </w:rPr>
+        <w:t xml:space="preserve"> </w:t>
+      </w:r>
+      <w:proofErr w:type="spellStart"/>
+      <w:r>
+        <w:rPr>
+          <w:color w:val="EE0000"/>
+        </w:rPr>
         <w:t>xử</w:t>
       </w:r>
       <w:proofErr w:type="spellEnd"/>
       <w:r>
-        <w:t xml:space="preserve"> </w:t>
-      </w:r>
-      <w:proofErr w:type="spellStart"/>
-      <w:r>
+        <w:rPr>
+          <w:color w:val="EE0000"/>
+        </w:rPr>
+        <w:t xml:space="preserve"> </w:t>
+      </w:r>
+      <w:proofErr w:type="spellStart"/>
+      <w:r>
+        <w:rPr>
+          <w:color w:val="EE0000"/>
+        </w:rPr>
         <w:t>lý</w:t>
       </w:r>
       <w:proofErr w:type="spellEnd"/>
       <w:r>
-        <w:t xml:space="preserve"> </w:t>
-      </w:r>
-      <w:proofErr w:type="spellStart"/>
-      <w:r>
+        <w:rPr>
+          <w:color w:val="EE0000"/>
+        </w:rPr>
+        <w:t xml:space="preserve"> </w:t>
+      </w:r>
+      <w:proofErr w:type="spellStart"/>
+      <w:r>
+        <w:rPr>
+          <w:color w:val="EE0000"/>
+        </w:rPr>
         <w:t>các</w:t>
       </w:r>
       <w:proofErr w:type="spellEnd"/>
       <w:r>
-        <w:t xml:space="preserve"> </w:t>
-      </w:r>
-      <w:proofErr w:type="spellStart"/>
-      <w:r>
+        <w:rPr>
+          <w:color w:val="EE0000"/>
+        </w:rPr>
+        <w:t xml:space="preserve"> </w:t>
+      </w:r>
+      <w:proofErr w:type="spellStart"/>
+      <w:r>
+        <w:rPr>
+          <w:color w:val="EE0000"/>
+        </w:rPr>
         <w:t>sự</w:t>
       </w:r>
       <w:proofErr w:type="spellEnd"/>
       <w:r>
-        <w:t xml:space="preserve"> </w:t>
-      </w:r>
-      <w:proofErr w:type="spellStart"/>
-      <w:r>
+        <w:rPr>
+          <w:color w:val="EE0000"/>
+        </w:rPr>
+        <w:t xml:space="preserve"> </w:t>
+      </w:r>
+      <w:proofErr w:type="spellStart"/>
+      <w:r>
+        <w:rPr>
+          <w:color w:val="EE0000"/>
+        </w:rPr>
         <w:t>kiện</w:t>
       </w:r>
       <w:proofErr w:type="spellEnd"/>
       <w:r>
-        <w:t xml:space="preserve"> </w:t>
-      </w:r>
-      <w:proofErr w:type="spellStart"/>
-      <w:r>
+        <w:rPr>
+          <w:color w:val="EE0000"/>
+        </w:rPr>
+        <w:t xml:space="preserve"> </w:t>
+      </w:r>
+      <w:proofErr w:type="spellStart"/>
+      <w:r>
+        <w:rPr>
+          <w:color w:val="EE0000"/>
+        </w:rPr>
         <w:t>theo</w:t>
       </w:r>
       <w:proofErr w:type="spellEnd"/>
       <w:r>
-        <w:t xml:space="preserve"> </w:t>
-      </w:r>
-      <w:proofErr w:type="spellStart"/>
-      <w:r>
+        <w:rPr>
+          <w:color w:val="EE0000"/>
+        </w:rPr>
+        <w:t xml:space="preserve"> </w:t>
+      </w:r>
+      <w:proofErr w:type="spellStart"/>
+      <w:r>
+        <w:rPr>
+          <w:color w:val="EE0000"/>
+        </w:rPr>
         <w:t>kiểu</w:t>
       </w:r>
       <w:proofErr w:type="spellEnd"/>
       <w:r>
-        <w:t xml:space="preserve"> </w:t>
-      </w:r>
-      <w:proofErr w:type="spellStart"/>
-      <w:r>
+        <w:rPr>
+          <w:color w:val="EE0000"/>
+        </w:rPr>
+        <w:t xml:space="preserve"> </w:t>
+      </w:r>
+      <w:proofErr w:type="spellStart"/>
+      <w:r>
+        <w:rPr>
+          <w:color w:val="EE0000"/>
+        </w:rPr>
         <w:t>bất</w:t>
       </w:r>
       <w:proofErr w:type="spellEnd"/>
       <w:r>
-        <w:t xml:space="preserve"> </w:t>
-      </w:r>
-      <w:proofErr w:type="spellStart"/>
-      <w:r>
+        <w:rPr>
+          <w:color w:val="EE0000"/>
+        </w:rPr>
+        <w:t xml:space="preserve"> </w:t>
+      </w:r>
+      <w:proofErr w:type="spellStart"/>
+      <w:r>
+        <w:rPr>
+          <w:color w:val="EE0000"/>
+        </w:rPr>
         <w:t>đồng</w:t>
       </w:r>
       <w:proofErr w:type="spellEnd"/>
       <w:r>
-        <w:t xml:space="preserve"> </w:t>
-      </w:r>
-      <w:proofErr w:type="spellStart"/>
-      <w:r>
+        <w:rPr>
+          <w:color w:val="EE0000"/>
+        </w:rPr>
+        <w:t xml:space="preserve"> </w:t>
+      </w:r>
+      <w:proofErr w:type="spellStart"/>
+      <w:r>
+        <w:rPr>
+          <w:color w:val="EE0000"/>
+        </w:rPr>
         <w:t>bộ</w:t>
       </w:r>
       <w:proofErr w:type="spellEnd"/>
       <w:r>
+        <w:rPr>
+          <w:color w:val="EE0000"/>
+        </w:rPr>
         <w:t xml:space="preserve"> (asynchronous), </w:t>
       </w:r>
       <w:proofErr w:type="spellStart"/>
       <w:r>
+        <w:rPr>
+          <w:color w:val="EE0000"/>
+        </w:rPr>
         <w:t>không</w:t>
       </w:r>
       <w:proofErr w:type="spellEnd"/>
       <w:r>
-        <w:t xml:space="preserve"> </w:t>
-      </w:r>
-      <w:proofErr w:type="spellStart"/>
-      <w:r>
+        <w:rPr>
+          <w:color w:val="EE0000"/>
+        </w:rPr>
+        <w:t xml:space="preserve"> </w:t>
+      </w:r>
+      <w:proofErr w:type="spellStart"/>
+      <w:r>
+        <w:rPr>
+          <w:color w:val="EE0000"/>
+        </w:rPr>
         <w:t>chặn</w:t>
       </w:r>
       <w:proofErr w:type="spellEnd"/>
       <w:r>
-        <w:t xml:space="preserve"> </w:t>
-      </w:r>
-      <w:proofErr w:type="spellStart"/>
-      <w:r>
+        <w:rPr>
+          <w:color w:val="EE0000"/>
+        </w:rPr>
+        <w:t xml:space="preserve"> </w:t>
+      </w:r>
+      <w:proofErr w:type="spellStart"/>
+      <w:r>
+        <w:rPr>
+          <w:color w:val="EE0000"/>
+        </w:rPr>
         <w:t>luồng</w:t>
       </w:r>
       <w:proofErr w:type="spellEnd"/>
       <w:r>
+        <w:rPr>
+          <w:color w:val="EE0000"/>
+        </w:rPr>
         <w:t xml:space="preserve"> (non-blocking).</w:t>
       </w:r>
     </w:p>
@@ -1076,79 +1240,141 @@
       </w:r>
     </w:p>
     <w:p>
-      <w:r>
+      <w:pPr>
+        <w:rPr>
+          <w:color w:val="EE0000"/>
+        </w:rPr>
+      </w:pPr>
+      <w:r>
+        <w:rPr>
+          <w:color w:val="EE0000"/>
+        </w:rPr>
         <w:t xml:space="preserve">D. </w:t>
       </w:r>
       <w:proofErr w:type="spellStart"/>
       <w:r>
+        <w:rPr>
+          <w:color w:val="EE0000"/>
+        </w:rPr>
         <w:t>Chỉ</w:t>
       </w:r>
       <w:proofErr w:type="spellEnd"/>
       <w:r>
-        <w:t xml:space="preserve"> </w:t>
-      </w:r>
-      <w:proofErr w:type="spellStart"/>
-      <w:r>
+        <w:rPr>
+          <w:color w:val="EE0000"/>
+        </w:rPr>
+        <w:t xml:space="preserve"> </w:t>
+      </w:r>
+      <w:proofErr w:type="spellStart"/>
+      <w:r>
+        <w:rPr>
+          <w:color w:val="EE0000"/>
+        </w:rPr>
         <w:t>có</w:t>
       </w:r>
       <w:proofErr w:type="spellEnd"/>
       <w:r>
-        <w:t xml:space="preserve"> </w:t>
-      </w:r>
-      <w:proofErr w:type="spellStart"/>
-      <w:r>
+        <w:rPr>
+          <w:color w:val="EE0000"/>
+        </w:rPr>
+        <w:t xml:space="preserve"> </w:t>
+      </w:r>
+      <w:proofErr w:type="spellStart"/>
+      <w:r>
+        <w:rPr>
+          <w:color w:val="EE0000"/>
+        </w:rPr>
         <w:t>duy</w:t>
       </w:r>
       <w:proofErr w:type="spellEnd"/>
       <w:r>
-        <w:t xml:space="preserve"> </w:t>
-      </w:r>
-      <w:proofErr w:type="spellStart"/>
-      <w:r>
+        <w:rPr>
+          <w:color w:val="EE0000"/>
+        </w:rPr>
+        <w:t xml:space="preserve"> </w:t>
+      </w:r>
+      <w:proofErr w:type="spellStart"/>
+      <w:r>
+        <w:rPr>
+          <w:color w:val="EE0000"/>
+        </w:rPr>
         <w:t>nhất</w:t>
       </w:r>
       <w:proofErr w:type="spellEnd"/>
       <w:r>
-        <w:t xml:space="preserve"> </w:t>
-      </w:r>
-      <w:proofErr w:type="spellStart"/>
-      <w:r>
+        <w:rPr>
+          <w:color w:val="EE0000"/>
+        </w:rPr>
+        <w:t xml:space="preserve"> </w:t>
+      </w:r>
+      <w:proofErr w:type="spellStart"/>
+      <w:r>
+        <w:rPr>
+          <w:color w:val="EE0000"/>
+        </w:rPr>
         <w:t>một</w:t>
       </w:r>
       <w:proofErr w:type="spellEnd"/>
       <w:r>
+        <w:rPr>
+          <w:color w:val="EE0000"/>
+        </w:rPr>
         <w:t xml:space="preserve"> Route handler </w:t>
       </w:r>
       <w:proofErr w:type="spellStart"/>
       <w:r>
+        <w:rPr>
+          <w:color w:val="EE0000"/>
+        </w:rPr>
         <w:t>được</w:t>
       </w:r>
       <w:proofErr w:type="spellEnd"/>
       <w:r>
-        <w:t xml:space="preserve"> </w:t>
-      </w:r>
-      <w:proofErr w:type="spellStart"/>
-      <w:r>
+        <w:rPr>
+          <w:color w:val="EE0000"/>
+        </w:rPr>
+        <w:t xml:space="preserve"> </w:t>
+      </w:r>
+      <w:proofErr w:type="spellStart"/>
+      <w:r>
+        <w:rPr>
+          <w:color w:val="EE0000"/>
+        </w:rPr>
         <w:t>gắn</w:t>
       </w:r>
       <w:proofErr w:type="spellEnd"/>
       <w:r>
-        <w:t xml:space="preserve"> </w:t>
-      </w:r>
-      <w:proofErr w:type="spellStart"/>
-      <w:r>
+        <w:rPr>
+          <w:color w:val="EE0000"/>
+        </w:rPr>
+        <w:t xml:space="preserve"> </w:t>
+      </w:r>
+      <w:proofErr w:type="spellStart"/>
+      <w:r>
+        <w:rPr>
+          <w:color w:val="EE0000"/>
+        </w:rPr>
         <w:t>vào</w:t>
       </w:r>
       <w:proofErr w:type="spellEnd"/>
       <w:r>
-        <w:t xml:space="preserve"> </w:t>
-      </w:r>
-      <w:proofErr w:type="spellStart"/>
-      <w:r>
+        <w:rPr>
+          <w:color w:val="EE0000"/>
+        </w:rPr>
+        <w:t xml:space="preserve"> </w:t>
+      </w:r>
+      <w:proofErr w:type="spellStart"/>
+      <w:r>
+        <w:rPr>
+          <w:color w:val="EE0000"/>
+        </w:rPr>
         <w:t>một</w:t>
       </w:r>
       <w:proofErr w:type="spellEnd"/>
       <w:r>
+        <w:rPr>
+          <w:color w:val="EE0000"/>
+        </w:rPr>
         <w:t xml:space="preserve"> route.</w:t>
       </w:r>
     </w:p>
@@ -1474,31 +1700,57 @@
       </w:r>
     </w:p>
     <w:p>
-      <w:r>
+      <w:pPr>
+        <w:rPr>
+          <w:color w:val="EE0000"/>
+        </w:rPr>
+      </w:pPr>
+      <w:r>
+        <w:rPr>
+          <w:color w:val="EE0000"/>
+        </w:rPr>
         <w:t xml:space="preserve">D. Middleware </w:t>
       </w:r>
       <w:proofErr w:type="spellStart"/>
       <w:r>
+        <w:rPr>
+          <w:color w:val="EE0000"/>
+        </w:rPr>
         <w:t>nhận</w:t>
       </w:r>
       <w:proofErr w:type="spellEnd"/>
       <w:r>
+        <w:rPr>
+          <w:color w:val="EE0000"/>
+        </w:rPr>
         <w:t xml:space="preserve"> 2 </w:t>
       </w:r>
       <w:proofErr w:type="spellStart"/>
       <w:r>
+        <w:rPr>
+          <w:color w:val="EE0000"/>
+        </w:rPr>
         <w:t>tham</w:t>
       </w:r>
       <w:proofErr w:type="spellEnd"/>
       <w:r>
-        <w:t xml:space="preserve"> </w:t>
-      </w:r>
-      <w:proofErr w:type="spellStart"/>
-      <w:r>
+        <w:rPr>
+          <w:color w:val="EE0000"/>
+        </w:rPr>
+        <w:t xml:space="preserve"> </w:t>
+      </w:r>
+      <w:proofErr w:type="spellStart"/>
+      <w:r>
+        <w:rPr>
+          <w:color w:val="EE0000"/>
+        </w:rPr>
         <w:t>số</w:t>
       </w:r>
       <w:proofErr w:type="spellEnd"/>
       <w:r>
+        <w:rPr>
+          <w:color w:val="EE0000"/>
+        </w:rPr>
         <w:t>: req, res.</w:t>
       </w:r>
     </w:p>
@@ -2116,6 +2368,7 @@
   <w:style w:type="character" w:default="1" w:styleId="DefaultParagraphFont">
     <w:name w:val="Default Paragraph Font"/>
     <w:uiPriority w:val="1"/>
+    <w:semiHidden/>
     <w:unhideWhenUsed/>
   </w:style>
   <w:style w:type="table" w:default="1" w:styleId="TableNormal">
